--- a/失憶指南.docx
+++ b/失憶指南.docx
@@ -42,13 +42,13 @@
           <w:sz w:val="18"/>
           <w:szCs w:val="18"/>
         </w:rPr>
-        <w:t xml:space="preserve">v0.9.0 · Built by YJL Huang with Claude, Gemini and GPT</w:t>
+        <w:t xml:space="preserve">v1.2.0 · Built by YJL Huang with Claude, Gemini and GPT</w:t>
       </w:r>
     </w:p>
     <w:p>
       <w:pPr>
         <w:pStyle w:val="Heading1"/>
-        <w:spacing w:after="120" w:before="260"/>
+        <w:spacing w:before="260" w:after="120"/>
       </w:pPr>
       <w:r>
         <w:rPr>
@@ -103,7 +103,7 @@
     <w:p>
       <w:pPr>
         <w:pStyle w:val="Heading1"/>
-        <w:spacing w:after="120" w:before="260"/>
+        <w:spacing w:before="260" w:after="120"/>
       </w:pPr>
       <w:r>
         <w:rPr>
@@ -116,7 +116,7 @@
     </w:p>
     <w:tbl>
       <w:tblPr>
-        <w:tblW w:type="dxa" w:w="9000"/>
+        <w:tblW w:w="9000" w:type="dxa"/>
         <w:tblBorders>
           <w:top w:val="single" w:color="D8DEE6" w:sz="4"/>
           <w:left w:val="single" w:color="D8DEE6" w:sz="4"/>
@@ -133,13 +133,13 @@
       <w:tr>
         <w:tc>
           <w:tcPr>
-            <w:tcW w:type="dxa" w:w="3200"/>
-            <w:shd w:fill="EEF2F6" w:color="auto" w:val="clear"/>
-            <w:tcMar>
-              <w:top w:type="dxa" w:w="60"/>
-              <w:left w:type="dxa" w:w="110"/>
-              <w:bottom w:type="dxa" w:w="60"/>
-              <w:right w:type="dxa" w:w="110"/>
+            <w:tcW w:w="3200" w:type="dxa"/>
+            <w:shd w:val="clear" w:color="auto" w:fill="EEF2F6"/>
+            <w:tcMar>
+              <w:top w:w="60" w:type="dxa"/>
+              <w:left w:w="110" w:type="dxa"/>
+              <w:bottom w:w="60" w:type="dxa"/>
+              <w:right w:w="110" w:type="dxa"/>
             </w:tcMar>
           </w:tcPr>
           <w:p>
@@ -157,13 +157,13 @@
         </w:tc>
         <w:tc>
           <w:tcPr>
-            <w:tcW w:type="dxa" w:w="5800"/>
-            <w:shd w:fill="EEF2F6" w:color="auto" w:val="clear"/>
-            <w:tcMar>
-              <w:top w:type="dxa" w:w="60"/>
-              <w:left w:type="dxa" w:w="110"/>
-              <w:bottom w:type="dxa" w:w="60"/>
-              <w:right w:type="dxa" w:w="110"/>
+            <w:tcW w:w="5800" w:type="dxa"/>
+            <w:shd w:val="clear" w:color="auto" w:fill="EEF2F6"/>
+            <w:tcMar>
+              <w:top w:w="60" w:type="dxa"/>
+              <w:left w:w="110" w:type="dxa"/>
+              <w:bottom w:w="60" w:type="dxa"/>
+              <w:right w:w="110" w:type="dxa"/>
             </w:tcMar>
           </w:tcPr>
           <w:p>
@@ -183,12 +183,12 @@
       <w:tr>
         <w:tc>
           <w:tcPr>
-            <w:tcW w:type="dxa" w:w="3200"/>
-            <w:tcMar>
-              <w:top w:type="dxa" w:w="60"/>
-              <w:left w:type="dxa" w:w="110"/>
-              <w:bottom w:type="dxa" w:w="60"/>
-              <w:right w:type="dxa" w:w="110"/>
+            <w:tcW w:w="3200" w:type="dxa"/>
+            <w:tcMar>
+              <w:top w:w="60" w:type="dxa"/>
+              <w:left w:w="110" w:type="dxa"/>
+              <w:bottom w:w="60" w:type="dxa"/>
+              <w:right w:w="110" w:type="dxa"/>
             </w:tcMar>
           </w:tcPr>
           <w:p>
@@ -206,12 +206,12 @@
         </w:tc>
         <w:tc>
           <w:tcPr>
-            <w:tcW w:type="dxa" w:w="5800"/>
-            <w:tcMar>
-              <w:top w:type="dxa" w:w="60"/>
-              <w:left w:type="dxa" w:w="110"/>
-              <w:bottom w:type="dxa" w:w="60"/>
-              <w:right w:type="dxa" w:w="110"/>
+            <w:tcW w:w="5800" w:type="dxa"/>
+            <w:tcMar>
+              <w:top w:w="60" w:type="dxa"/>
+              <w:left w:w="110" w:type="dxa"/>
+              <w:bottom w:w="60" w:type="dxa"/>
+              <w:right w:w="110" w:type="dxa"/>
             </w:tcMar>
           </w:tcPr>
           <w:p>
@@ -231,12 +231,12 @@
       <w:tr>
         <w:tc>
           <w:tcPr>
-            <w:tcW w:type="dxa" w:w="3200"/>
-            <w:tcMar>
-              <w:top w:type="dxa" w:w="60"/>
-              <w:left w:type="dxa" w:w="110"/>
-              <w:bottom w:type="dxa" w:w="60"/>
-              <w:right w:type="dxa" w:w="110"/>
+            <w:tcW w:w="3200" w:type="dxa"/>
+            <w:tcMar>
+              <w:top w:w="60" w:type="dxa"/>
+              <w:left w:w="110" w:type="dxa"/>
+              <w:bottom w:w="60" w:type="dxa"/>
+              <w:right w:w="110" w:type="dxa"/>
             </w:tcMar>
           </w:tcPr>
           <w:p>
@@ -254,12 +254,12 @@
         </w:tc>
         <w:tc>
           <w:tcPr>
-            <w:tcW w:type="dxa" w:w="5800"/>
-            <w:tcMar>
-              <w:top w:type="dxa" w:w="60"/>
-              <w:left w:type="dxa" w:w="110"/>
-              <w:bottom w:type="dxa" w:w="60"/>
-              <w:right w:type="dxa" w:w="110"/>
+            <w:tcW w:w="5800" w:type="dxa"/>
+            <w:tcMar>
+              <w:top w:w="60" w:type="dxa"/>
+              <w:left w:w="110" w:type="dxa"/>
+              <w:bottom w:w="60" w:type="dxa"/>
+              <w:right w:w="110" w:type="dxa"/>
             </w:tcMar>
           </w:tcPr>
           <w:p>
@@ -279,12 +279,12 @@
       <w:tr>
         <w:tc>
           <w:tcPr>
-            <w:tcW w:type="dxa" w:w="3200"/>
-            <w:tcMar>
-              <w:top w:type="dxa" w:w="60"/>
-              <w:left w:type="dxa" w:w="110"/>
-              <w:bottom w:type="dxa" w:w="60"/>
-              <w:right w:type="dxa" w:w="110"/>
+            <w:tcW w:w="3200" w:type="dxa"/>
+            <w:tcMar>
+              <w:top w:w="60" w:type="dxa"/>
+              <w:left w:w="110" w:type="dxa"/>
+              <w:bottom w:w="60" w:type="dxa"/>
+              <w:right w:w="110" w:type="dxa"/>
             </w:tcMar>
           </w:tcPr>
           <w:p>
@@ -302,12 +302,12 @@
         </w:tc>
         <w:tc>
           <w:tcPr>
-            <w:tcW w:type="dxa" w:w="5800"/>
-            <w:tcMar>
-              <w:top w:type="dxa" w:w="60"/>
-              <w:left w:type="dxa" w:w="110"/>
-              <w:bottom w:type="dxa" w:w="60"/>
-              <w:right w:type="dxa" w:w="110"/>
+            <w:tcW w:w="5800" w:type="dxa"/>
+            <w:tcMar>
+              <w:top w:w="60" w:type="dxa"/>
+              <w:left w:w="110" w:type="dxa"/>
+              <w:bottom w:w="60" w:type="dxa"/>
+              <w:right w:w="110" w:type="dxa"/>
             </w:tcMar>
           </w:tcPr>
           <w:p>
@@ -327,12 +327,12 @@
       <w:tr>
         <w:tc>
           <w:tcPr>
-            <w:tcW w:type="dxa" w:w="3200"/>
-            <w:tcMar>
-              <w:top w:type="dxa" w:w="60"/>
-              <w:left w:type="dxa" w:w="110"/>
-              <w:bottom w:type="dxa" w:w="60"/>
-              <w:right w:type="dxa" w:w="110"/>
+            <w:tcW w:w="3200" w:type="dxa"/>
+            <w:tcMar>
+              <w:top w:w="60" w:type="dxa"/>
+              <w:left w:w="110" w:type="dxa"/>
+              <w:bottom w:w="60" w:type="dxa"/>
+              <w:right w:w="110" w:type="dxa"/>
             </w:tcMar>
           </w:tcPr>
           <w:p>
@@ -350,12 +350,12 @@
         </w:tc>
         <w:tc>
           <w:tcPr>
-            <w:tcW w:type="dxa" w:w="5800"/>
-            <w:tcMar>
-              <w:top w:type="dxa" w:w="60"/>
-              <w:left w:type="dxa" w:w="110"/>
-              <w:bottom w:type="dxa" w:w="60"/>
-              <w:right w:type="dxa" w:w="110"/>
+            <w:tcW w:w="5800" w:type="dxa"/>
+            <w:tcMar>
+              <w:top w:w="60" w:type="dxa"/>
+              <w:left w:w="110" w:type="dxa"/>
+              <w:bottom w:w="60" w:type="dxa"/>
+              <w:right w:w="110" w:type="dxa"/>
             </w:tcMar>
           </w:tcPr>
           <w:p>
@@ -375,12 +375,12 @@
       <w:tr>
         <w:tc>
           <w:tcPr>
-            <w:tcW w:type="dxa" w:w="3200"/>
-            <w:tcMar>
-              <w:top w:type="dxa" w:w="60"/>
-              <w:left w:type="dxa" w:w="110"/>
-              <w:bottom w:type="dxa" w:w="60"/>
-              <w:right w:type="dxa" w:w="110"/>
+            <w:tcW w:w="3200" w:type="dxa"/>
+            <w:tcMar>
+              <w:top w:w="60" w:type="dxa"/>
+              <w:left w:w="110" w:type="dxa"/>
+              <w:bottom w:w="60" w:type="dxa"/>
+              <w:right w:w="110" w:type="dxa"/>
             </w:tcMar>
           </w:tcPr>
           <w:p>
@@ -398,12 +398,12 @@
         </w:tc>
         <w:tc>
           <w:tcPr>
-            <w:tcW w:type="dxa" w:w="5800"/>
-            <w:tcMar>
-              <w:top w:type="dxa" w:w="60"/>
-              <w:left w:type="dxa" w:w="110"/>
-              <w:bottom w:type="dxa" w:w="60"/>
-              <w:right w:type="dxa" w:w="110"/>
+            <w:tcW w:w="5800" w:type="dxa"/>
+            <w:tcMar>
+              <w:top w:w="60" w:type="dxa"/>
+              <w:left w:w="110" w:type="dxa"/>
+              <w:bottom w:w="60" w:type="dxa"/>
+              <w:right w:w="110" w:type="dxa"/>
             </w:tcMar>
           </w:tcPr>
           <w:p>
@@ -423,12 +423,12 @@
       <w:tr>
         <w:tc>
           <w:tcPr>
-            <w:tcW w:type="dxa" w:w="3200"/>
-            <w:tcMar>
-              <w:top w:type="dxa" w:w="60"/>
-              <w:left w:type="dxa" w:w="110"/>
-              <w:bottom w:type="dxa" w:w="60"/>
-              <w:right w:type="dxa" w:w="110"/>
+            <w:tcW w:w="3200" w:type="dxa"/>
+            <w:tcMar>
+              <w:top w:w="60" w:type="dxa"/>
+              <w:left w:w="110" w:type="dxa"/>
+              <w:bottom w:w="60" w:type="dxa"/>
+              <w:right w:w="110" w:type="dxa"/>
             </w:tcMar>
           </w:tcPr>
           <w:p>
@@ -446,12 +446,12 @@
         </w:tc>
         <w:tc>
           <w:tcPr>
-            <w:tcW w:type="dxa" w:w="5800"/>
-            <w:tcMar>
-              <w:top w:type="dxa" w:w="60"/>
-              <w:left w:type="dxa" w:w="110"/>
-              <w:bottom w:type="dxa" w:w="60"/>
-              <w:right w:type="dxa" w:w="110"/>
+            <w:tcW w:w="5800" w:type="dxa"/>
+            <w:tcMar>
+              <w:top w:w="60" w:type="dxa"/>
+              <w:left w:w="110" w:type="dxa"/>
+              <w:bottom w:w="60" w:type="dxa"/>
+              <w:right w:w="110" w:type="dxa"/>
             </w:tcMar>
           </w:tcPr>
           <w:p>
@@ -468,11 +468,107 @@
           </w:p>
         </w:tc>
       </w:tr>
+      <w:tr>
+        <w:tc>
+          <w:tcPr>
+            <w:tcW w:w="3200" w:type="dxa"/>
+            <w:tcMar>
+              <w:top w:w="60" w:type="dxa"/>
+              <w:left w:w="110" w:type="dxa"/>
+              <w:bottom w:w="60" w:type="dxa"/>
+              <w:right w:w="110" w:type="dxa"/>
+            </w:tcMar>
+          </w:tcPr>
+          <w:p>
+            <w:r>
+              <w:rPr>
+                <w:b w:val="false"/>
+                <w:bCs w:val="false"/>
+                <w:color w:val="1B2530"/>
+                <w:sz w:val="19"/>
+                <w:szCs w:val="19"/>
+              </w:rPr>
+              <w:t xml:space="preserve">讓它一打開就是我的課表</w:t>
+            </w:r>
+          </w:p>
+        </w:tc>
+        <w:tc>
+          <w:tcPr>
+            <w:tcW w:w="5800" w:type="dxa"/>
+            <w:tcMar>
+              <w:top w:w="60" w:type="dxa"/>
+              <w:left w:w="110" w:type="dxa"/>
+              <w:bottom w:w="60" w:type="dxa"/>
+              <w:right w:w="110" w:type="dxa"/>
+            </w:tcMar>
+          </w:tcPr>
+          <w:p>
+            <w:r>
+              <w:rPr>
+                <w:b w:val="false"/>
+                <w:bCs w:val="false"/>
+                <w:color w:val="1B2530"/>
+                <w:sz w:val="19"/>
+                <w:szCs w:val="19"/>
+              </w:rPr>
+              <w:t xml:space="preserve">匯入自己的課表後會問一次「你是哪位老師」，選了就記住；下拉旁「換人」可重選或清除</w:t>
+            </w:r>
+          </w:p>
+        </w:tc>
+      </w:tr>
+      <w:tr>
+        <w:tc>
+          <w:tcPr>
+            <w:tcW w:w="3200" w:type="dxa"/>
+            <w:tcMar>
+              <w:top w:w="60" w:type="dxa"/>
+              <w:left w:w="110" w:type="dxa"/>
+              <w:bottom w:w="60" w:type="dxa"/>
+              <w:right w:w="110" w:type="dxa"/>
+            </w:tcMar>
+          </w:tcPr>
+          <w:p>
+            <w:r>
+              <w:rPr>
+                <w:b w:val="false"/>
+                <w:bCs w:val="false"/>
+                <w:color w:val="1B2530"/>
+                <w:sz w:val="19"/>
+                <w:szCs w:val="19"/>
+              </w:rPr>
+              <w:t xml:space="preserve">老師太多、找不到人</w:t>
+            </w:r>
+          </w:p>
+        </w:tc>
+        <w:tc>
+          <w:tcPr>
+            <w:tcW w:w="5800" w:type="dxa"/>
+            <w:tcMar>
+              <w:top w:w="60" w:type="dxa"/>
+              <w:left w:w="110" w:type="dxa"/>
+              <w:bottom w:w="60" w:type="dxa"/>
+              <w:right w:w="110" w:type="dxa"/>
+            </w:tcMar>
+          </w:tcPr>
+          <w:p>
+            <w:r>
+              <w:rPr>
+                <w:b w:val="false"/>
+                <w:bCs w:val="false"/>
+                <w:color w:val="1B2530"/>
+                <w:sz w:val="19"/>
+                <w:szCs w:val="19"/>
+              </w:rPr>
+              <w:t xml:space="preserve">上方「老師」下拉已依科目分組，先找科目再找人</w:t>
+            </w:r>
+          </w:p>
+        </w:tc>
+      </w:tr>
     </w:tbl>
     <w:p>
       <w:pPr>
         <w:pStyle w:val="Heading1"/>
-        <w:spacing w:after="120" w:before="260"/>
+        <w:spacing w:before="260" w:after="120"/>
       </w:pPr>
       <w:r>
         <w:rPr>
@@ -567,7 +663,7 @@
       </w:r>
       <w:r>
         <w:rPr>
-          <w:rFonts w:ascii="Consolas" w:cs="Consolas" w:eastAsia="Consolas" w:hAnsi="Consolas"/>
+          <w:rFonts w:ascii="Consolas" w:hAnsi="Consolas" w:eastAsia="Consolas" w:cs="Consolas"/>
         </w:rPr>
         <w:t xml:space="preserve">window.SCHEDULE = [...]</w:t>
       </w:r>
@@ -578,7 +674,7 @@
     <w:p>
       <w:pPr>
         <w:pStyle w:val="Heading1"/>
-        <w:spacing w:after="120" w:before="260"/>
+        <w:spacing w:before="260" w:after="120"/>
       </w:pPr>
       <w:r>
         <w:rPr>
@@ -637,7 +733,7 @@
     <w:p>
       <w:pPr>
         <w:pStyle w:val="Heading1"/>
-        <w:spacing w:after="120" w:before="260"/>
+        <w:spacing w:before="260" w:after="120"/>
       </w:pPr>
       <w:r>
         <w:rPr>
@@ -650,7 +746,7 @@
     </w:p>
     <w:tbl>
       <w:tblPr>
-        <w:tblW w:type="dxa" w:w="9000"/>
+        <w:tblW w:w="9000" w:type="dxa"/>
         <w:tblBorders>
           <w:top w:val="single" w:color="D8DEE6" w:sz="4"/>
           <w:left w:val="single" w:color="D8DEE6" w:sz="4"/>
@@ -668,13 +764,13 @@
       <w:tr>
         <w:tc>
           <w:tcPr>
-            <w:tcW w:type="dxa" w:w="2400"/>
-            <w:shd w:fill="EEF2F6" w:color="auto" w:val="clear"/>
-            <w:tcMar>
-              <w:top w:type="dxa" w:w="60"/>
-              <w:left w:type="dxa" w:w="110"/>
-              <w:bottom w:type="dxa" w:w="60"/>
-              <w:right w:type="dxa" w:w="110"/>
+            <w:tcW w:w="2400" w:type="dxa"/>
+            <w:shd w:val="clear" w:color="auto" w:fill="EEF2F6"/>
+            <w:tcMar>
+              <w:top w:w="60" w:type="dxa"/>
+              <w:left w:w="110" w:type="dxa"/>
+              <w:bottom w:w="60" w:type="dxa"/>
+              <w:right w:w="110" w:type="dxa"/>
             </w:tcMar>
           </w:tcPr>
           <w:p>
@@ -692,13 +788,13 @@
         </w:tc>
         <w:tc>
           <w:tcPr>
-            <w:tcW w:type="dxa" w:w="3800"/>
-            <w:shd w:fill="EEF2F6" w:color="auto" w:val="clear"/>
-            <w:tcMar>
-              <w:top w:type="dxa" w:w="60"/>
-              <w:left w:type="dxa" w:w="110"/>
-              <w:bottom w:type="dxa" w:w="60"/>
-              <w:right w:type="dxa" w:w="110"/>
+            <w:tcW w:w="3800" w:type="dxa"/>
+            <w:shd w:val="clear" w:color="auto" w:fill="EEF2F6"/>
+            <w:tcMar>
+              <w:top w:w="60" w:type="dxa"/>
+              <w:left w:w="110" w:type="dxa"/>
+              <w:bottom w:w="60" w:type="dxa"/>
+              <w:right w:w="110" w:type="dxa"/>
             </w:tcMar>
           </w:tcPr>
           <w:p>
@@ -716,13 +812,13 @@
         </w:tc>
         <w:tc>
           <w:tcPr>
-            <w:tcW w:type="dxa" w:w="2800"/>
-            <w:shd w:fill="EEF2F6" w:color="auto" w:val="clear"/>
-            <w:tcMar>
-              <w:top w:type="dxa" w:w="60"/>
-              <w:left w:type="dxa" w:w="110"/>
-              <w:bottom w:type="dxa" w:w="60"/>
-              <w:right w:type="dxa" w:w="110"/>
+            <w:tcW w:w="2800" w:type="dxa"/>
+            <w:shd w:val="clear" w:color="auto" w:fill="EEF2F6"/>
+            <w:tcMar>
+              <w:top w:w="60" w:type="dxa"/>
+              <w:left w:w="110" w:type="dxa"/>
+              <w:bottom w:w="60" w:type="dxa"/>
+              <w:right w:w="110" w:type="dxa"/>
             </w:tcMar>
           </w:tcPr>
           <w:p>
@@ -742,12 +838,12 @@
       <w:tr>
         <w:tc>
           <w:tcPr>
-            <w:tcW w:type="dxa" w:w="2400"/>
-            <w:tcMar>
-              <w:top w:type="dxa" w:w="60"/>
-              <w:left w:type="dxa" w:w="110"/>
-              <w:bottom w:type="dxa" w:w="60"/>
-              <w:right w:type="dxa" w:w="110"/>
+            <w:tcW w:w="2400" w:type="dxa"/>
+            <w:tcMar>
+              <w:top w:w="60" w:type="dxa"/>
+              <w:left w:w="110" w:type="dxa"/>
+              <w:bottom w:w="60" w:type="dxa"/>
+              <w:right w:w="110" w:type="dxa"/>
             </w:tcMar>
           </w:tcPr>
           <w:p>
@@ -765,12 +861,12 @@
         </w:tc>
         <w:tc>
           <w:tcPr>
-            <w:tcW w:type="dxa" w:w="3800"/>
-            <w:tcMar>
-              <w:top w:type="dxa" w:w="60"/>
-              <w:left w:type="dxa" w:w="110"/>
-              <w:bottom w:type="dxa" w:w="60"/>
-              <w:right w:type="dxa" w:w="110"/>
+            <w:tcW w:w="3800" w:type="dxa"/>
+            <w:tcMar>
+              <w:top w:w="60" w:type="dxa"/>
+              <w:left w:w="110" w:type="dxa"/>
+              <w:bottom w:w="60" w:type="dxa"/>
+              <w:right w:w="110" w:type="dxa"/>
             </w:tcMar>
           </w:tcPr>
           <w:p>
@@ -788,12 +884,12 @@
         </w:tc>
         <w:tc>
           <w:tcPr>
-            <w:tcW w:type="dxa" w:w="2800"/>
-            <w:tcMar>
-              <w:top w:type="dxa" w:w="60"/>
-              <w:left w:type="dxa" w:w="110"/>
-              <w:bottom w:type="dxa" w:w="60"/>
-              <w:right w:type="dxa" w:w="110"/>
+            <w:tcW w:w="2800" w:type="dxa"/>
+            <w:tcMar>
+              <w:top w:w="60" w:type="dxa"/>
+              <w:left w:w="110" w:type="dxa"/>
+              <w:bottom w:w="60" w:type="dxa"/>
+              <w:right w:w="110" w:type="dxa"/>
             </w:tcMar>
           </w:tcPr>
           <w:p>
@@ -813,12 +909,12 @@
       <w:tr>
         <w:tc>
           <w:tcPr>
-            <w:tcW w:type="dxa" w:w="2400"/>
-            <w:tcMar>
-              <w:top w:type="dxa" w:w="60"/>
-              <w:left w:type="dxa" w:w="110"/>
-              <w:bottom w:type="dxa" w:w="60"/>
-              <w:right w:type="dxa" w:w="110"/>
+            <w:tcW w:w="2400" w:type="dxa"/>
+            <w:tcMar>
+              <w:top w:w="60" w:type="dxa"/>
+              <w:left w:w="110" w:type="dxa"/>
+              <w:bottom w:w="60" w:type="dxa"/>
+              <w:right w:w="110" w:type="dxa"/>
             </w:tcMar>
           </w:tcPr>
           <w:p>
@@ -836,12 +932,12 @@
         </w:tc>
         <w:tc>
           <w:tcPr>
-            <w:tcW w:type="dxa" w:w="3800"/>
-            <w:tcMar>
-              <w:top w:type="dxa" w:w="60"/>
-              <w:left w:type="dxa" w:w="110"/>
-              <w:bottom w:type="dxa" w:w="60"/>
-              <w:right w:type="dxa" w:w="110"/>
+            <w:tcW w:w="3800" w:type="dxa"/>
+            <w:tcMar>
+              <w:top w:w="60" w:type="dxa"/>
+              <w:left w:w="110" w:type="dxa"/>
+              <w:bottom w:w="60" w:type="dxa"/>
+              <w:right w:w="110" w:type="dxa"/>
             </w:tcMar>
           </w:tcPr>
           <w:p>
@@ -859,37 +955,37 @@
         </w:tc>
         <w:tc>
           <w:tcPr>
-            <w:tcW w:type="dxa" w:w="2800"/>
-            <w:tcMar>
-              <w:top w:type="dxa" w:w="60"/>
-              <w:left w:type="dxa" w:w="110"/>
-              <w:bottom w:type="dxa" w:w="60"/>
-              <w:right w:type="dxa" w:w="110"/>
-            </w:tcMar>
-          </w:tcPr>
-          <w:p>
-            <w:r>
-              <w:rPr>
-                <w:b w:val="false"/>
-                <w:bCs w:val="false"/>
-                <w:color w:val="1B2530"/>
-                <w:sz w:val="19"/>
-                <w:szCs w:val="19"/>
-              </w:rPr>
-              <w:t xml:space="preserve">下載/出圖會被沙盒擋，改用截圖＋複製訊息（已內建）</w:t>
-            </w:r>
-          </w:p>
-        </w:tc>
-      </w:tr>
-      <w:tr>
-        <w:tc>
-          <w:tcPr>
-            <w:tcW w:type="dxa" w:w="2400"/>
-            <w:tcMar>
-              <w:top w:type="dxa" w:w="60"/>
-              <w:left w:type="dxa" w:w="110"/>
-              <w:bottom w:type="dxa" w:w="60"/>
-              <w:right w:type="dxa" w:w="110"/>
+            <w:tcW w:w="2800" w:type="dxa"/>
+            <w:tcMar>
+              <w:top w:w="60" w:type="dxa"/>
+              <w:left w:w="110" w:type="dxa"/>
+              <w:bottom w:w="60" w:type="dxa"/>
+              <w:right w:w="110" w:type="dxa"/>
+            </w:tcMar>
+          </w:tcPr>
+          <w:p>
+            <w:r>
+              <w:rPr>
+                <w:b w:val="false"/>
+                <w:bCs w:val="false"/>
+                <w:color w:val="1B2530"/>
+                <w:sz w:val="19"/>
+                <w:szCs w:val="19"/>
+              </w:rPr>
+              <w:t xml:space="preserve">下載／出圖會被沙盒擋，改用截圖＋複製訊息（已內建）。更新要發布回原本那個網址，換新連結會讓同事已匯入的課表消失</w:t>
+            </w:r>
+          </w:p>
+        </w:tc>
+      </w:tr>
+      <w:tr>
+        <w:tc>
+          <w:tcPr>
+            <w:tcW w:w="2400" w:type="dxa"/>
+            <w:tcMar>
+              <w:top w:w="60" w:type="dxa"/>
+              <w:left w:w="110" w:type="dxa"/>
+              <w:bottom w:w="60" w:type="dxa"/>
+              <w:right w:w="110" w:type="dxa"/>
             </w:tcMar>
           </w:tcPr>
           <w:p>
@@ -907,12 +1003,12 @@
         </w:tc>
         <w:tc>
           <w:tcPr>
-            <w:tcW w:type="dxa" w:w="3800"/>
-            <w:tcMar>
-              <w:top w:type="dxa" w:w="60"/>
-              <w:left w:type="dxa" w:w="110"/>
-              <w:bottom w:type="dxa" w:w="60"/>
-              <w:right w:type="dxa" w:w="110"/>
+            <w:tcW w:w="3800" w:type="dxa"/>
+            <w:tcMar>
+              <w:top w:w="60" w:type="dxa"/>
+              <w:left w:w="110" w:type="dxa"/>
+              <w:bottom w:w="60" w:type="dxa"/>
+              <w:right w:w="110" w:type="dxa"/>
             </w:tcMar>
           </w:tcPr>
           <w:p>
@@ -930,12 +1026,12 @@
         </w:tc>
         <w:tc>
           <w:tcPr>
-            <w:tcW w:type="dxa" w:w="2800"/>
-            <w:tcMar>
-              <w:top w:type="dxa" w:w="60"/>
-              <w:left w:type="dxa" w:w="110"/>
-              <w:bottom w:type="dxa" w:w="60"/>
-              <w:right w:type="dxa" w:w="110"/>
+            <w:tcW w:w="2800" w:type="dxa"/>
+            <w:tcMar>
+              <w:top w:w="60" w:type="dxa"/>
+              <w:left w:w="110" w:type="dxa"/>
+              <w:bottom w:w="60" w:type="dxa"/>
+              <w:right w:w="110" w:type="dxa"/>
             </w:tcMar>
           </w:tcPr>
           <w:p>
@@ -955,12 +1051,12 @@
       <w:tr>
         <w:tc>
           <w:tcPr>
-            <w:tcW w:type="dxa" w:w="2400"/>
-            <w:tcMar>
-              <w:top w:type="dxa" w:w="60"/>
-              <w:left w:type="dxa" w:w="110"/>
-              <w:bottom w:type="dxa" w:w="60"/>
-              <w:right w:type="dxa" w:w="110"/>
+            <w:tcW w:w="2400" w:type="dxa"/>
+            <w:tcMar>
+              <w:top w:w="60" w:type="dxa"/>
+              <w:left w:w="110" w:type="dxa"/>
+              <w:bottom w:w="60" w:type="dxa"/>
+              <w:right w:w="110" w:type="dxa"/>
             </w:tcMar>
           </w:tcPr>
           <w:p>
@@ -978,12 +1074,12 @@
         </w:tc>
         <w:tc>
           <w:tcPr>
-            <w:tcW w:type="dxa" w:w="3800"/>
-            <w:tcMar>
-              <w:top w:type="dxa" w:w="60"/>
-              <w:left w:type="dxa" w:w="110"/>
-              <w:bottom w:type="dxa" w:w="60"/>
-              <w:right w:type="dxa" w:w="110"/>
+            <w:tcW w:w="3800" w:type="dxa"/>
+            <w:tcMar>
+              <w:top w:w="60" w:type="dxa"/>
+              <w:left w:w="110" w:type="dxa"/>
+              <w:bottom w:w="60" w:type="dxa"/>
+              <w:right w:w="110" w:type="dxa"/>
             </w:tcMar>
           </w:tcPr>
           <w:p>
@@ -1001,12 +1097,12 @@
         </w:tc>
         <w:tc>
           <w:tcPr>
-            <w:tcW w:type="dxa" w:w="2800"/>
-            <w:tcMar>
-              <w:top w:type="dxa" w:w="60"/>
-              <w:left w:type="dxa" w:w="110"/>
-              <w:bottom w:type="dxa" w:w="60"/>
-              <w:right w:type="dxa" w:w="110"/>
+            <w:tcW w:w="2800" w:type="dxa"/>
+            <w:tcMar>
+              <w:top w:w="60" w:type="dxa"/>
+              <w:left w:w="110" w:type="dxa"/>
+              <w:bottom w:w="60" w:type="dxa"/>
+              <w:right w:w="110" w:type="dxa"/>
             </w:tcMar>
           </w:tcPr>
           <w:p>
@@ -1027,7 +1123,7 @@
     <w:p>
       <w:pPr>
         <w:pStyle w:val="Heading1"/>
-        <w:spacing w:after="120" w:before="260"/>
+        <w:spacing w:before="260" w:after="120"/>
       </w:pPr>
       <w:r>
         <w:rPr>
@@ -1048,12 +1144,12 @@
     </w:p>
     <w:p>
       <w:pPr>
-        <w:shd w:fill="F6F8FA" w:color="auto" w:val="clear"/>
+        <w:shd w:val="clear" w:color="auto" w:fill="F6F8FA"/>
         <w:spacing w:after="120"/>
       </w:pPr>
       <w:r>
         <w:rPr>
-          <w:rFonts w:ascii="Consolas" w:cs="Consolas" w:eastAsia="Consolas" w:hAnsi="Consolas"/>
+          <w:rFonts w:ascii="Consolas" w:hAnsi="Consolas" w:eastAsia="Consolas" w:cs="Consolas"/>
           <w:sz w:val="18"/>
           <w:szCs w:val="18"/>
         </w:rPr>
@@ -1071,7 +1167,7 @@
       </w:pPr>
       <w:r>
         <w:rPr>
-          <w:rFonts w:ascii="Consolas" w:cs="Consolas" w:eastAsia="Consolas" w:hAnsi="Consolas"/>
+          <w:rFonts w:ascii="Consolas" w:hAnsi="Consolas" w:eastAsia="Consolas" w:cs="Consolas"/>
           <w:b/>
           <w:bCs/>
         </w:rPr>
@@ -1082,7 +1178,7 @@
       </w:r>
       <w:r>
         <w:rPr>
-          <w:rFonts w:ascii="Consolas" w:cs="Consolas" w:eastAsia="Consolas" w:hAnsi="Consolas"/>
+          <w:rFonts w:ascii="Consolas" w:hAnsi="Consolas" w:eastAsia="Consolas" w:cs="Consolas"/>
           <w:b/>
           <w:bCs/>
         </w:rPr>
@@ -1093,7 +1189,7 @@
       </w:r>
       <w:r>
         <w:rPr>
-          <w:rFonts w:ascii="Consolas" w:cs="Consolas" w:eastAsia="Consolas" w:hAnsi="Consolas"/>
+          <w:rFonts w:ascii="Consolas" w:hAnsi="Consolas" w:eastAsia="Consolas" w:cs="Consolas"/>
           <w:b/>
           <w:bCs/>
         </w:rPr>
@@ -1104,7 +1200,7 @@
       </w:r>
       <w:r>
         <w:rPr>
-          <w:rFonts w:ascii="Consolas" w:cs="Consolas" w:eastAsia="Consolas" w:hAnsi="Consolas"/>
+          <w:rFonts w:ascii="Consolas" w:hAnsi="Consolas" w:eastAsia="Consolas" w:cs="Consolas"/>
           <w:b/>
           <w:bCs/>
         </w:rPr>
@@ -1115,7 +1211,7 @@
       </w:r>
       <w:r>
         <w:rPr>
-          <w:rFonts w:ascii="Consolas" w:cs="Consolas" w:eastAsia="Consolas" w:hAnsi="Consolas"/>
+          <w:rFonts w:ascii="Consolas" w:hAnsi="Consolas" w:eastAsia="Consolas" w:cs="Consolas"/>
           <w:b/>
           <w:bCs/>
         </w:rPr>
@@ -1136,7 +1232,7 @@
       </w:pPr>
       <w:r>
         <w:rPr>
-          <w:rFonts w:ascii="Consolas" w:cs="Consolas" w:eastAsia="Consolas" w:hAnsi="Consolas"/>
+          <w:rFonts w:ascii="Consolas" w:hAnsi="Consolas" w:eastAsia="Consolas" w:cs="Consolas"/>
           <w:b/>
           <w:bCs/>
         </w:rPr>
@@ -1148,8 +1244,17 @@
     </w:p>
     <w:p>
       <w:pPr>
+        <w:pStyle w:val="ListParagraph"/>
+      </w:pPr>
+      <w:r>
+        <w:rPr/>
+        <w:t xml:space="preserve">● week:「單」／「雙」 選填，隔週輪替課（同一格另有一位老師輪值另一週）。課表上會疊成兩列、各自可點，雷達只做標示提醒，能不能換仍要人工確認是哪一週。</w:t>
+      </w:r>
+    </w:p>
+    <w:p>
+      <w:pPr>
         <w:pStyle w:val="Heading1"/>
-        <w:spacing w:after="120" w:before="260"/>
+        <w:spacing w:before="260" w:after="120"/>
       </w:pPr>
       <w:r>
         <w:rPr>
@@ -1169,10 +1274,7 @@
           <w:b/>
           <w:bCs/>
         </w:rPr>
-        <w:t xml:space="preserve">現在 v0.9.0：</w:t>
-      </w:r>
-      <w:r>
-        <w:t xml:space="preserve">四大功能都完成、跑在示範假資料上（調課雷達、此刻課堂、期初連動試調、截圖分享）。</w:t>
+        <w:t xml:space="preserve">現在 v1.2.0：四大功能都完成（調課雷達、此刻課堂、期初連動試調、截圖分享），並已用一份真實 18 班、56 位老師的課表實際跑過。手機版面為五天等寬固定，長科目名自然斷行、不會左右捲動。</w:t>
       </w:r>
     </w:p>
     <w:p>
@@ -1185,10 +1287,7 @@
           <w:bCs/>
           <w:color w:val="B4761C"/>
         </w:rPr>
-        <w:t xml:space="preserve">往 v1.0 的唯一必要步驟：</w:t>
-      </w:r>
-      <w:r>
-        <w:t xml:space="preserve">下學期真課表出來，洗成 JSON 換上去。</w:t>
+        <w:t xml:space="preserve">每學期唯一必要的步驟：新學期課表出來，洗成 JSON 換上去，程式一行都不用動。</w:t>
       </w:r>
     </w:p>
     <w:p>
@@ -1200,16 +1299,13 @@
           <w:b/>
           <w:bCs/>
         </w:rPr>
-        <w:t xml:space="preserve">可做可不做：</w:t>
-      </w:r>
-      <w:r>
-        <w:t xml:space="preserve">把 SKILL.md 從草稿定稿（建議先洗一次真資料）；處理跨部老師的假空堂；非沙盒環境的一鍵出圖。</w:t>
+        <w:t xml:space="preserve">可做可不做：處理跨部老師的假空堂（也教國中部的老師，國中節次不在這份資料裡，會被誤判成有空）；非沙盒環境的一鍵出圖；改用 GitHub Pages 發連結給同事。</w:t>
       </w:r>
     </w:p>
     <w:p>
       <w:pPr>
         <w:pStyle w:val="Heading1"/>
-        <w:spacing w:after="120" w:before="260"/>
+        <w:spacing w:before="260" w:after="120"/>
       </w:pPr>
       <w:r>
         <w:rPr>
@@ -1222,7 +1318,7 @@
     </w:p>
     <w:tbl>
       <w:tblPr>
-        <w:tblW w:type="dxa" w:w="9000"/>
+        <w:tblW w:w="9000" w:type="dxa"/>
         <w:tblBorders>
           <w:top w:val="single" w:color="D8DEE6" w:sz="4"/>
           <w:left w:val="single" w:color="D8DEE6" w:sz="4"/>
@@ -1239,13 +1335,13 @@
       <w:tr>
         <w:tc>
           <w:tcPr>
-            <w:tcW w:type="dxa" w:w="3000"/>
-            <w:shd w:fill="EEF2F6" w:color="auto" w:val="clear"/>
-            <w:tcMar>
-              <w:top w:type="dxa" w:w="60"/>
-              <w:left w:type="dxa" w:w="110"/>
-              <w:bottom w:type="dxa" w:w="60"/>
-              <w:right w:type="dxa" w:w="110"/>
+            <w:tcW w:w="3000" w:type="dxa"/>
+            <w:shd w:val="clear" w:color="auto" w:fill="EEF2F6"/>
+            <w:tcMar>
+              <w:top w:w="60" w:type="dxa"/>
+              <w:left w:w="110" w:type="dxa"/>
+              <w:bottom w:w="60" w:type="dxa"/>
+              <w:right w:w="110" w:type="dxa"/>
             </w:tcMar>
           </w:tcPr>
           <w:p>
@@ -1263,13 +1359,13 @@
         </w:tc>
         <w:tc>
           <w:tcPr>
-            <w:tcW w:type="dxa" w:w="6000"/>
-            <w:shd w:fill="EEF2F6" w:color="auto" w:val="clear"/>
-            <w:tcMar>
-              <w:top w:type="dxa" w:w="60"/>
-              <w:left w:type="dxa" w:w="110"/>
-              <w:bottom w:type="dxa" w:w="60"/>
-              <w:right w:type="dxa" w:w="110"/>
+            <w:tcW w:w="6000" w:type="dxa"/>
+            <w:shd w:val="clear" w:color="auto" w:fill="EEF2F6"/>
+            <w:tcMar>
+              <w:top w:w="60" w:type="dxa"/>
+              <w:left w:w="110" w:type="dxa"/>
+              <w:bottom w:w="60" w:type="dxa"/>
+              <w:right w:w="110" w:type="dxa"/>
             </w:tcMar>
           </w:tcPr>
           <w:p>
@@ -1289,12 +1385,12 @@
       <w:tr>
         <w:tc>
           <w:tcPr>
-            <w:tcW w:type="dxa" w:w="3000"/>
-            <w:tcMar>
-              <w:top w:type="dxa" w:w="60"/>
-              <w:left w:type="dxa" w:w="110"/>
-              <w:bottom w:type="dxa" w:w="60"/>
-              <w:right w:type="dxa" w:w="110"/>
+            <w:tcW w:w="3000" w:type="dxa"/>
+            <w:tcMar>
+              <w:top w:w="60" w:type="dxa"/>
+              <w:left w:w="110" w:type="dxa"/>
+              <w:bottom w:w="60" w:type="dxa"/>
+              <w:right w:w="110" w:type="dxa"/>
             </w:tcMar>
           </w:tcPr>
           <w:p>
@@ -1312,12 +1408,12 @@
         </w:tc>
         <w:tc>
           <w:tcPr>
-            <w:tcW w:type="dxa" w:w="6000"/>
-            <w:tcMar>
-              <w:top w:type="dxa" w:w="60"/>
-              <w:left w:type="dxa" w:w="110"/>
-              <w:bottom w:type="dxa" w:w="60"/>
-              <w:right w:type="dxa" w:w="110"/>
+            <w:tcW w:w="6000" w:type="dxa"/>
+            <w:tcMar>
+              <w:top w:w="60" w:type="dxa"/>
+              <w:left w:w="110" w:type="dxa"/>
+              <w:bottom w:w="60" w:type="dxa"/>
+              <w:right w:w="110" w:type="dxa"/>
             </w:tcMar>
           </w:tcPr>
           <w:p>
@@ -1337,12 +1433,12 @@
       <w:tr>
         <w:tc>
           <w:tcPr>
-            <w:tcW w:type="dxa" w:w="3000"/>
-            <w:tcMar>
-              <w:top w:type="dxa" w:w="60"/>
-              <w:left w:type="dxa" w:w="110"/>
-              <w:bottom w:type="dxa" w:w="60"/>
-              <w:right w:type="dxa" w:w="110"/>
+            <w:tcW w:w="3000" w:type="dxa"/>
+            <w:tcMar>
+              <w:top w:w="60" w:type="dxa"/>
+              <w:left w:w="110" w:type="dxa"/>
+              <w:bottom w:w="60" w:type="dxa"/>
+              <w:right w:w="110" w:type="dxa"/>
             </w:tcMar>
           </w:tcPr>
           <w:p>
@@ -1360,12 +1456,12 @@
         </w:tc>
         <w:tc>
           <w:tcPr>
-            <w:tcW w:type="dxa" w:w="6000"/>
-            <w:tcMar>
-              <w:top w:type="dxa" w:w="60"/>
-              <w:left w:type="dxa" w:w="110"/>
-              <w:bottom w:type="dxa" w:w="60"/>
-              <w:right w:type="dxa" w:w="110"/>
+            <w:tcW w:w="6000" w:type="dxa"/>
+            <w:tcMar>
+              <w:top w:w="60" w:type="dxa"/>
+              <w:left w:w="110" w:type="dxa"/>
+              <w:bottom w:w="60" w:type="dxa"/>
+              <w:right w:w="110" w:type="dxa"/>
             </w:tcMar>
           </w:tcPr>
           <w:p>
@@ -1385,12 +1481,12 @@
       <w:tr>
         <w:tc>
           <w:tcPr>
-            <w:tcW w:type="dxa" w:w="3000"/>
-            <w:tcMar>
-              <w:top w:type="dxa" w:w="60"/>
-              <w:left w:type="dxa" w:w="110"/>
-              <w:bottom w:type="dxa" w:w="60"/>
-              <w:right w:type="dxa" w:w="110"/>
+            <w:tcW w:w="3000" w:type="dxa"/>
+            <w:tcMar>
+              <w:top w:w="60" w:type="dxa"/>
+              <w:left w:w="110" w:type="dxa"/>
+              <w:bottom w:w="60" w:type="dxa"/>
+              <w:right w:w="110" w:type="dxa"/>
             </w:tcMar>
           </w:tcPr>
           <w:p>
@@ -1408,12 +1504,12 @@
         </w:tc>
         <w:tc>
           <w:tcPr>
-            <w:tcW w:type="dxa" w:w="6000"/>
-            <w:tcMar>
-              <w:top w:type="dxa" w:w="60"/>
-              <w:left w:type="dxa" w:w="110"/>
-              <w:bottom w:type="dxa" w:w="60"/>
-              <w:right w:type="dxa" w:w="110"/>
+            <w:tcW w:w="6000" w:type="dxa"/>
+            <w:tcMar>
+              <w:top w:w="60" w:type="dxa"/>
+              <w:left w:w="110" w:type="dxa"/>
+              <w:bottom w:w="60" w:type="dxa"/>
+              <w:right w:w="110" w:type="dxa"/>
             </w:tcMar>
           </w:tcPr>
           <w:p>
@@ -1433,12 +1529,12 @@
       <w:tr>
         <w:tc>
           <w:tcPr>
-            <w:tcW w:type="dxa" w:w="3000"/>
-            <w:tcMar>
-              <w:top w:type="dxa" w:w="60"/>
-              <w:left w:type="dxa" w:w="110"/>
-              <w:bottom w:type="dxa" w:w="60"/>
-              <w:right w:type="dxa" w:w="110"/>
+            <w:tcW w:w="3000" w:type="dxa"/>
+            <w:tcMar>
+              <w:top w:w="60" w:type="dxa"/>
+              <w:left w:w="110" w:type="dxa"/>
+              <w:bottom w:w="60" w:type="dxa"/>
+              <w:right w:w="110" w:type="dxa"/>
             </w:tcMar>
           </w:tcPr>
           <w:p>
@@ -1456,37 +1552,37 @@
         </w:tc>
         <w:tc>
           <w:tcPr>
-            <w:tcW w:type="dxa" w:w="6000"/>
-            <w:tcMar>
-              <w:top w:type="dxa" w:w="60"/>
-              <w:left w:type="dxa" w:w="110"/>
-              <w:bottom w:type="dxa" w:w="60"/>
-              <w:right w:type="dxa" w:w="110"/>
-            </w:tcMar>
-          </w:tcPr>
-          <w:p>
-            <w:r>
-              <w:rPr>
-                <w:b w:val="false"/>
-                <w:bCs w:val="false"/>
-                <w:color w:val="1B2530"/>
-                <w:sz w:val="19"/>
-                <w:szCs w:val="19"/>
-              </w:rPr>
-              <w:t xml:space="preserve">Claude Skill 草稿 v0.1</w:t>
-            </w:r>
-          </w:p>
-        </w:tc>
-      </w:tr>
-      <w:tr>
-        <w:tc>
-          <w:tcPr>
-            <w:tcW w:type="dxa" w:w="3000"/>
-            <w:tcMar>
-              <w:top w:type="dxa" w:w="60"/>
-              <w:left w:type="dxa" w:w="110"/>
-              <w:bottom w:type="dxa" w:w="60"/>
-              <w:right w:type="dxa" w:w="110"/>
+            <w:tcW w:w="6000" w:type="dxa"/>
+            <w:tcMar>
+              <w:top w:w="60" w:type="dxa"/>
+              <w:left w:w="110" w:type="dxa"/>
+              <w:bottom w:w="60" w:type="dxa"/>
+              <w:right w:w="110" w:type="dxa"/>
+            </w:tcMar>
+          </w:tcPr>
+          <w:p>
+            <w:r>
+              <w:rPr>
+                <w:b w:val="false"/>
+                <w:bCs w:val="false"/>
+                <w:color w:val="1B2530"/>
+                <w:sz w:val="19"/>
+                <w:szCs w:val="19"/>
+              </w:rPr>
+              <w:t xml:space="preserve">Claude Skill（已用真實 18 班課表驗證過洗資料流程）</w:t>
+            </w:r>
+          </w:p>
+        </w:tc>
+      </w:tr>
+      <w:tr>
+        <w:tc>
+          <w:tcPr>
+            <w:tcW w:w="3000" w:type="dxa"/>
+            <w:tcMar>
+              <w:top w:w="60" w:type="dxa"/>
+              <w:left w:w="110" w:type="dxa"/>
+              <w:bottom w:w="60" w:type="dxa"/>
+              <w:right w:w="110" w:type="dxa"/>
             </w:tcMar>
           </w:tcPr>
           <w:p>
@@ -1504,12 +1600,12 @@
         </w:tc>
         <w:tc>
           <w:tcPr>
-            <w:tcW w:type="dxa" w:w="6000"/>
-            <w:tcMar>
-              <w:top w:type="dxa" w:w="60"/>
-              <w:left w:type="dxa" w:w="110"/>
-              <w:bottom w:type="dxa" w:w="60"/>
-              <w:right w:type="dxa" w:w="110"/>
+            <w:tcW w:w="6000" w:type="dxa"/>
+            <w:tcMar>
+              <w:top w:w="60" w:type="dxa"/>
+              <w:left w:w="110" w:type="dxa"/>
+              <w:bottom w:w="60" w:type="dxa"/>
+              <w:right w:w="110" w:type="dxa"/>
             </w:tcMar>
           </w:tcPr>
           <w:p>
@@ -1529,12 +1625,12 @@
       <w:tr>
         <w:tc>
           <w:tcPr>
-            <w:tcW w:type="dxa" w:w="3000"/>
-            <w:tcMar>
-              <w:top w:type="dxa" w:w="60"/>
-              <w:left w:type="dxa" w:w="110"/>
-              <w:bottom w:type="dxa" w:w="60"/>
-              <w:right w:type="dxa" w:w="110"/>
+            <w:tcW w:w="3000" w:type="dxa"/>
+            <w:tcMar>
+              <w:top w:w="60" w:type="dxa"/>
+              <w:left w:w="110" w:type="dxa"/>
+              <w:bottom w:w="60" w:type="dxa"/>
+              <w:right w:w="110" w:type="dxa"/>
             </w:tcMar>
           </w:tcPr>
           <w:p>
@@ -1552,12 +1648,12 @@
         </w:tc>
         <w:tc>
           <w:tcPr>
-            <w:tcW w:type="dxa" w:w="6000"/>
-            <w:tcMar>
-              <w:top w:type="dxa" w:w="60"/>
-              <w:left w:type="dxa" w:w="110"/>
-              <w:bottom w:type="dxa" w:w="60"/>
-              <w:right w:type="dxa" w:w="110"/>
+            <w:tcW w:w="6000" w:type="dxa"/>
+            <w:tcMar>
+              <w:top w:w="60" w:type="dxa"/>
+              <w:left w:w="110" w:type="dxa"/>
+              <w:bottom w:w="60" w:type="dxa"/>
+              <w:right w:w="110" w:type="dxa"/>
             </w:tcMar>
           </w:tcPr>
           <w:p>
@@ -1570,6 +1666,54 @@
                 <w:szCs w:val="19"/>
               </w:rPr>
               <w:t xml:space="preserve">給下一個開發者／LLM 的架構與決策</w:t>
+            </w:r>
+          </w:p>
+        </w:tc>
+      </w:tr>
+      <w:tr>
+        <w:tc>
+          <w:tcPr>
+            <w:tcW w:w="3000" w:type="dxa"/>
+            <w:tcMar>
+              <w:top w:w="60" w:type="dxa"/>
+              <w:left w:w="110" w:type="dxa"/>
+              <w:bottom w:w="60" w:type="dxa"/>
+              <w:right w:w="110" w:type="dxa"/>
+            </w:tcMar>
+          </w:tcPr>
+          <w:p>
+            <w:r>
+              <w:rPr>
+                <w:b w:val="false"/>
+                <w:bCs w:val="false"/>
+                <w:color w:val="1B2530"/>
+                <w:sz w:val="19"/>
+                <w:szCs w:val="19"/>
+              </w:rPr>
+              <w:t xml:space="preserve">.gitignore / private/</w:t>
+            </w:r>
+          </w:p>
+        </w:tc>
+        <w:tc>
+          <w:tcPr>
+            <w:tcW w:w="6000" w:type="dxa"/>
+            <w:tcMar>
+              <w:top w:w="60" w:type="dxa"/>
+              <w:left w:w="110" w:type="dxa"/>
+              <w:bottom w:w="60" w:type="dxa"/>
+              <w:right w:w="110" w:type="dxa"/>
+            </w:tcMar>
+          </w:tcPr>
+          <w:p>
+            <w:r>
+              <w:rPr>
+                <w:b w:val="false"/>
+                <w:bCs w:val="false"/>
+                <w:color w:val="1B2530"/>
+                <w:sz w:val="19"/>
+                <w:szCs w:val="19"/>
+              </w:rPr>
+              <w:t xml:space="preserve">真實課表與原始 PDF 放在 private/，已擋在版控外</w:t>
             </w:r>
           </w:p>
         </w:tc>
@@ -1763,7 +1907,7 @@
   <w:docDefaults>
     <w:rPrDefault>
       <w:rPr>
-        <w:rFonts w:ascii="Microsoft JhengHei" w:cs="Microsoft JhengHei" w:eastAsia="Microsoft JhengHei" w:hAnsi="Microsoft JhengHei"/>
+        <w:rFonts w:ascii="Microsoft JhengHei" w:hAnsi="Microsoft JhengHei" w:eastAsia="Microsoft JhengHei" w:cs="Microsoft JhengHei"/>
         <w:color w:val="1B2530"/>
         <w:sz w:val="21"/>
         <w:szCs w:val="21"/>
